--- a/testakten/starug-schutzschirm-grossbach-druckguss-erfurt/03_schutzschirmantrag_vorbereitung.docx
+++ b/testakten/starug-schutzschirm-grossbach-druckguss-erfurt/03_schutzschirmantrag_vorbereitung.docx
@@ -5,84 +5,133 @@
     <w:p>
       <w:pPr>
         <w:pStyle w:val="Heading1"/>
+        <w:spacing w:after="160" w:line="259" w:lineRule="auto"/>
       </w:pPr>
       <w:r>
         <w:rPr>
           <w:rFonts w:ascii="Times New Roman" w:hAnsi="Times New Roman"/>
+          <w:b/>
+          <w:sz w:val="28"/>
         </w:rPr>
         <w:t>03 – Schutzschirmverfahren § 270d InsO – Antragsvoraussetzungen und Vorbereitung</w:t>
       </w:r>
     </w:p>
     <w:p>
       <w:pPr>
+        <w:spacing w:before="120" w:after="60" w:line="259" w:lineRule="auto"/>
         <w:jc w:val="left"/>
       </w:pPr>
       <w:r>
         <w:rPr>
-          <w:b/>
+          <w:rFonts w:ascii="Times New Roman" w:hAnsi="Times New Roman"/>
+          <w:b w:val="0"/>
+          <w:i w:val="0"/>
+          <w:sz w:val="22"/>
         </w:rPr>
         <w:t>Bearbeiter:</w:t>
       </w:r>
       <w:r>
+        <w:rPr>
+          <w:rFonts w:ascii="Times New Roman" w:hAnsi="Times New Roman"/>
+          <w:b w:val="0"/>
+          <w:i w:val="0"/>
+          <w:sz w:val="22"/>
+        </w:rPr>
         <w:t xml:space="preserve"> RA Dr. Maximilian Drosselberg</w:t>
       </w:r>
     </w:p>
     <w:p>
       <w:pPr>
+        <w:spacing w:before="120" w:after="60" w:line="259" w:lineRule="auto"/>
         <w:jc w:val="left"/>
       </w:pPr>
       <w:r>
         <w:rPr>
-          <w:b/>
+          <w:rFonts w:ascii="Times New Roman" w:hAnsi="Times New Roman"/>
+          <w:b w:val="0"/>
+          <w:i w:val="0"/>
+          <w:sz w:val="22"/>
         </w:rPr>
         <w:t>Datum:</w:t>
       </w:r>
       <w:r>
+        <w:rPr>
+          <w:rFonts w:ascii="Times New Roman" w:hAnsi="Times New Roman"/>
+          <w:b w:val="0"/>
+          <w:i w:val="0"/>
+          <w:sz w:val="22"/>
+        </w:rPr>
         <w:t xml:space="preserve"> 29. April 2026</w:t>
       </w:r>
     </w:p>
     <w:p>
       <w:pPr>
+        <w:spacing w:before="120" w:after="60" w:line="259" w:lineRule="auto"/>
         <w:jc w:val="left"/>
       </w:pPr>
       <w:r>
         <w:rPr>
-          <w:b/>
+          <w:rFonts w:ascii="Times New Roman" w:hAnsi="Times New Roman"/>
+          <w:b w:val="0"/>
+          <w:i w:val="0"/>
+          <w:sz w:val="22"/>
         </w:rPr>
         <w:t>Aktenzeichen:</w:t>
       </w:r>
       <w:r>
+        <w:rPr>
+          <w:rFonts w:ascii="Times New Roman" w:hAnsi="Times New Roman"/>
+          <w:b w:val="0"/>
+          <w:i w:val="0"/>
+          <w:sz w:val="22"/>
+        </w:rPr>
         <w:t xml:space="preserve"> 203 IN 71/26 SA (vorläufig, nach Einreichung)</w:t>
       </w:r>
     </w:p>
     <w:p>
       <w:pPr>
+        <w:spacing w:before="120" w:after="60" w:line="259" w:lineRule="auto"/>
         <w:jc w:val="left"/>
       </w:pPr>
       <w:r>
         <w:rPr>
+          <w:rFonts w:ascii="Times New Roman" w:hAnsi="Times New Roman"/>
           <w:b/>
+          <w:sz w:val="22"/>
         </w:rPr>
         <w:t>Klassifizierung:</w:t>
       </w:r>
       <w:r>
+        <w:rPr>
+          <w:rFonts w:ascii="Times New Roman" w:hAnsi="Times New Roman"/>
+          <w:b/>
+          <w:sz w:val="22"/>
+        </w:rPr>
         <w:t xml:space="preserve"> Anwaltlich privilegiert</w:t>
       </w:r>
     </w:p>
-    <w:p/>
+    <w:p>
+      <w:pPr>
+        <w:spacing w:line="259" w:lineRule="auto" w:after="60"/>
+      </w:pPr>
+    </w:p>
     <w:p>
       <w:pPr>
         <w:pStyle w:val="Heading2"/>
+        <w:spacing w:before="120" w:after="60" w:line="259" w:lineRule="auto"/>
       </w:pPr>
       <w:r>
         <w:rPr>
           <w:rFonts w:ascii="Times New Roman" w:hAnsi="Times New Roman"/>
+          <w:b/>
+          <w:sz w:val="22"/>
         </w:rPr>
         <w:t>1. Rechtliche Grundlagen des Schutzschirmverfahrens</w:t>
       </w:r>
     </w:p>
     <w:p>
       <w:pPr>
+        <w:spacing w:line="259" w:lineRule="auto" w:after="60"/>
         <w:jc w:val="left"/>
       </w:pPr>
       <w:r>
@@ -91,6 +140,7 @@
     </w:p>
     <w:p>
       <w:pPr>
+        <w:spacing w:line="259" w:lineRule="auto" w:after="60"/>
         <w:jc w:val="left"/>
       </w:pPr>
       <w:r>
@@ -99,6 +149,7 @@
     </w:p>
     <w:p>
       <w:pPr>
+        <w:spacing w:line="259" w:lineRule="auto" w:after="60"/>
         <w:jc w:val="left"/>
       </w:pPr>
       <w:r>
@@ -107,6 +158,7 @@
     </w:p>
     <w:p>
       <w:pPr>
+        <w:spacing w:line="259" w:lineRule="auto" w:after="60"/>
         <w:jc w:val="left"/>
       </w:pPr>
       <w:r>
@@ -115,6 +167,7 @@
     </w:p>
     <w:p>
       <w:pPr>
+        <w:spacing w:line="259" w:lineRule="auto" w:after="60"/>
         <w:jc w:val="left"/>
       </w:pPr>
       <w:r>
@@ -127,6 +180,7 @@
     <w:p>
       <w:pPr>
         <w:pStyle w:val="ListBullet"/>
+        <w:spacing w:line="259" w:lineRule="auto" w:after="60"/>
       </w:pPr>
       <w:r>
         <w:t>§ 270d InsO: Schutzschirmverfahren (eingefügt durch das SanInsFoG vom 22.12.2020)</w:t>
@@ -135,6 +189,7 @@
     <w:p>
       <w:pPr>
         <w:pStyle w:val="ListBullet"/>
+        <w:spacing w:line="259" w:lineRule="auto" w:after="60"/>
       </w:pPr>
       <w:r>
         <w:t>§ 270b InsO: Vorläufige Eigenverwaltung</w:t>
@@ -143,6 +198,7 @@
     <w:p>
       <w:pPr>
         <w:pStyle w:val="ListBullet"/>
+        <w:spacing w:line="259" w:lineRule="auto" w:after="60"/>
       </w:pPr>
       <w:r>
         <w:t>§ 270a InsO: Eigenverwaltungsplanung</w:t>
@@ -151,6 +207,7 @@
     <w:p>
       <w:pPr>
         <w:pStyle w:val="ListBullet"/>
+        <w:spacing w:line="259" w:lineRule="auto" w:after="60"/>
       </w:pPr>
       <w:r>
         <w:t>§ 56a InsO: Bestellung des vorläufigen Sachwalters</w:t>
@@ -159,6 +216,7 @@
     <w:p>
       <w:pPr>
         <w:pStyle w:val="ListBullet"/>
+        <w:spacing w:line="259" w:lineRule="auto" w:after="60"/>
       </w:pPr>
       <w:r>
         <w:t>§§ 217 ff. InsO: Insolvenzplan</w:t>
@@ -166,6 +224,7 @@
     </w:p>
     <w:p>
       <w:pPr>
+        <w:spacing w:line="259" w:lineRule="auto" w:after="60"/>
         <w:jc w:val="left"/>
       </w:pPr>
       <w:r>
@@ -174,16 +233,22 @@
     </w:p>
     <w:p>
       <w:pPr>
+        <w:spacing w:line="259" w:lineRule="auto" w:after="60"/>
         <w:jc w:val="left"/>
       </w:pPr>
       <w:r>
         <w:t>https://www.bundesgerichtshof.de/SharedDocs/Entscheidungen/DE/2016/09/ZB/IX-ZB-71-14.html</w:t>
       </w:r>
     </w:p>
-    <w:p/>
+    <w:p>
+      <w:pPr>
+        <w:spacing w:line="259" w:lineRule="auto" w:after="60"/>
+      </w:pPr>
+    </w:p>
     <w:p>
       <w:pPr>
         <w:pStyle w:val="Heading2"/>
+        <w:spacing w:line="259" w:lineRule="auto" w:after="60"/>
       </w:pPr>
       <w:r>
         <w:rPr>
@@ -195,6 +260,7 @@
     <w:p>
       <w:pPr>
         <w:pStyle w:val="Heading3"/>
+        <w:spacing w:line="259" w:lineRule="auto" w:after="60"/>
       </w:pPr>
       <w:r>
         <w:rPr>
@@ -205,6 +271,7 @@
     </w:p>
     <w:p>
       <w:pPr>
+        <w:spacing w:line="259" w:lineRule="auto" w:after="60"/>
         <w:jc w:val="left"/>
       </w:pPr>
       <w:r>
@@ -222,6 +289,7 @@
     </w:p>
     <w:p>
       <w:pPr>
+        <w:spacing w:line="259" w:lineRule="auto" w:after="60"/>
         <w:jc w:val="left"/>
       </w:pPr>
       <w:r>
@@ -248,6 +316,7 @@
     </w:p>
     <w:p>
       <w:pPr>
+        <w:spacing w:line="259" w:lineRule="auto" w:after="60"/>
         <w:jc w:val="left"/>
       </w:pPr>
       <w:r>
@@ -453,6 +522,7 @@
     </w:tbl>
     <w:p>
       <w:pPr>
+        <w:spacing w:line="259" w:lineRule="auto" w:after="60"/>
         <w:jc w:val="left"/>
       </w:pPr>
       <w:r>
@@ -468,6 +538,7 @@
     <w:p>
       <w:pPr>
         <w:pStyle w:val="Heading3"/>
+        <w:spacing w:line="259" w:lineRule="auto" w:after="60"/>
       </w:pPr>
       <w:r>
         <w:rPr>
@@ -478,6 +549,7 @@
     </w:p>
     <w:p>
       <w:pPr>
+        <w:spacing w:line="259" w:lineRule="auto" w:after="60"/>
         <w:jc w:val="left"/>
       </w:pPr>
       <w:r>
@@ -486,6 +558,7 @@
     </w:p>
     <w:p>
       <w:pPr>
+        <w:spacing w:line="259" w:lineRule="auto" w:after="60"/>
         <w:jc w:val="left"/>
       </w:pPr>
       <w:r>
@@ -500,6 +573,7 @@
     </w:p>
     <w:p>
       <w:pPr>
+        <w:spacing w:line="259" w:lineRule="auto" w:after="60"/>
         <w:jc w:val="left"/>
       </w:pPr>
       <w:r>
@@ -509,6 +583,7 @@
     <w:p>
       <w:pPr>
         <w:pStyle w:val="ListBullet"/>
+        <w:spacing w:line="259" w:lineRule="auto" w:after="60"/>
       </w:pPr>
       <w:r>
         <w:t>(a) der Schuldner nicht zahlungsunfähig ist,</w:t>
@@ -517,6 +592,7 @@
     <w:p>
       <w:pPr>
         <w:pStyle w:val="ListBullet"/>
+        <w:spacing w:line="259" w:lineRule="auto" w:after="60"/>
       </w:pPr>
       <w:r>
         <w:t>(b) die angestrebte Sanierung nicht offensichtlich aussichtslos ist.</w:t>
@@ -524,6 +600,7 @@
     </w:p>
     <w:p>
       <w:pPr>
+        <w:spacing w:line="259" w:lineRule="auto" w:after="60"/>
         <w:jc w:val="left"/>
       </w:pPr>
       <w:r>
@@ -538,6 +615,7 @@
     </w:p>
     <w:p>
       <w:pPr>
+        <w:spacing w:line="259" w:lineRule="auto" w:after="60"/>
         <w:jc w:val="left"/>
       </w:pPr>
       <w:r>
@@ -546,6 +624,7 @@
     </w:p>
     <w:p>
       <w:pPr>
+        <w:spacing w:line="259" w:lineRule="auto" w:after="60"/>
         <w:jc w:val="left"/>
       </w:pPr>
       <w:r>
@@ -555,6 +634,7 @@
     <w:p>
       <w:pPr>
         <w:pStyle w:val="Heading3"/>
+        <w:spacing w:line="259" w:lineRule="auto" w:after="60"/>
       </w:pPr>
       <w:r>
         <w:rPr>
@@ -565,6 +645,7 @@
     </w:p>
     <w:p>
       <w:pPr>
+        <w:spacing w:line="259" w:lineRule="auto" w:after="60"/>
         <w:jc w:val="left"/>
       </w:pPr>
       <w:r>
@@ -573,6 +654,7 @@
     </w:p>
     <w:p>
       <w:pPr>
+        <w:spacing w:line="259" w:lineRule="auto" w:after="60"/>
         <w:jc w:val="left"/>
       </w:pPr>
       <w:r>
@@ -581,6 +663,7 @@
     </w:p>
     <w:p>
       <w:pPr>
+        <w:spacing w:line="259" w:lineRule="auto" w:after="60"/>
         <w:jc w:val="left"/>
       </w:pPr>
       <w:r>
@@ -589,6 +672,7 @@
     </w:p>
     <w:p>
       <w:pPr>
+        <w:spacing w:line="259" w:lineRule="auto" w:after="60"/>
         <w:jc w:val="left"/>
       </w:pPr>
       <w:r>
@@ -603,6 +687,7 @@
     </w:p>
     <w:p>
       <w:pPr>
+        <w:spacing w:line="259" w:lineRule="auto" w:after="60"/>
         <w:jc w:val="left"/>
       </w:pPr>
       <w:r>
@@ -611,16 +696,22 @@
     </w:p>
     <w:p>
       <w:pPr>
+        <w:spacing w:line="259" w:lineRule="auto" w:after="60"/>
         <w:jc w:val="left"/>
       </w:pPr>
       <w:r>
         <w:t>Thüringen als Insolvenzverwalter tätig.</w:t>
       </w:r>
     </w:p>
-    <w:p/>
+    <w:p>
+      <w:pPr>
+        <w:spacing w:line="259" w:lineRule="auto" w:after="60"/>
+      </w:pPr>
+    </w:p>
     <w:p>
       <w:pPr>
         <w:pStyle w:val="Heading2"/>
+        <w:spacing w:line="259" w:lineRule="auto" w:after="60"/>
       </w:pPr>
       <w:r>
         <w:rPr>
@@ -631,6 +722,7 @@
     </w:p>
     <w:p>
       <w:pPr>
+        <w:spacing w:line="259" w:lineRule="auto" w:after="60"/>
         <w:jc w:val="left"/>
       </w:pPr>
       <w:r>
@@ -639,6 +731,7 @@
     </w:p>
     <w:p>
       <w:pPr>
+        <w:spacing w:line="259" w:lineRule="auto" w:after="60"/>
         <w:jc w:val="left"/>
       </w:pPr>
       <w:r>
@@ -648,6 +741,7 @@
     <w:p>
       <w:pPr>
         <w:pStyle w:val="Heading3"/>
+        <w:spacing w:line="259" w:lineRule="auto" w:after="60"/>
       </w:pPr>
       <w:r>
         <w:rPr>
@@ -659,6 +753,7 @@
     <w:p>
       <w:pPr>
         <w:pStyle w:val="ListBullet"/>
+        <w:spacing w:line="259" w:lineRule="auto" w:after="60"/>
       </w:pPr>
       <w:r>
         <w:t>Antragsteller: Großbach Verwaltungs-GmbH als Komplementärin der KG, vertreten durch GF</w:t>
@@ -666,6 +761,7 @@
     </w:p>
     <w:p>
       <w:pPr>
+        <w:spacing w:line="259" w:lineRule="auto" w:after="60"/>
         <w:jc w:val="left"/>
       </w:pPr>
       <w:r>
@@ -675,6 +771,7 @@
     <w:p>
       <w:pPr>
         <w:pStyle w:val="ListBullet"/>
+        <w:spacing w:line="259" w:lineRule="auto" w:after="60"/>
       </w:pPr>
       <w:r>
         <w:t>Antragsgegner: kein (Eigenantrag)</w:t>
@@ -683,6 +780,7 @@
     <w:p>
       <w:pPr>
         <w:pStyle w:val="ListBullet"/>
+        <w:spacing w:line="259" w:lineRule="auto" w:after="60"/>
       </w:pPr>
       <w:r>
         <w:t>Antragsgrund: Drohende Zahlungsunfähigkeit (§ 18 InsO), hilfsweise Überschuldung (§ 19 InsO)</w:t>
@@ -691,6 +789,7 @@
     <w:p>
       <w:pPr>
         <w:pStyle w:val="Heading3"/>
+        <w:spacing w:line="259" w:lineRule="auto" w:after="60"/>
       </w:pPr>
       <w:r>
         <w:rPr>
@@ -702,6 +801,7 @@
     <w:p>
       <w:pPr>
         <w:pStyle w:val="ListBullet"/>
+        <w:spacing w:line="259" w:lineRule="auto" w:after="60"/>
       </w:pPr>
       <w:r>
         <w:t>Eigenverwaltungsplan gemäß § 270a InsO (als Anlage)</w:t>
@@ -710,6 +810,7 @@
     <w:p>
       <w:pPr>
         <w:pStyle w:val="ListBullet"/>
+        <w:spacing w:line="259" w:lineRule="auto" w:after="60"/>
       </w:pPr>
       <w:r>
         <w:t>Eigenverwaltungsplanung: 90 Tage Schutzschirmfrist ab Antragstellung</w:t>
@@ -718,6 +819,7 @@
     <w:p>
       <w:pPr>
         <w:pStyle w:val="Heading3"/>
+        <w:spacing w:line="259" w:lineRule="auto" w:after="60"/>
       </w:pPr>
       <w:r>
         <w:rPr>
@@ -729,6 +831,7 @@
     <w:p>
       <w:pPr>
         <w:pStyle w:val="ListBullet"/>
+        <w:spacing w:line="259" w:lineRule="auto" w:after="60"/>
       </w:pPr>
       <w:r>
         <w:t>Bescheinigung RA Dr. Drosselberg (Anlage 1)</w:t>
@@ -737,6 +840,7 @@
     <w:p>
       <w:pPr>
         <w:pStyle w:val="ListBullet"/>
+        <w:spacing w:line="259" w:lineRule="auto" w:after="60"/>
       </w:pPr>
       <w:r>
         <w:t>IDW-S-6-Kurzgutachten (Anlage 2)</w:t>
@@ -745,6 +849,7 @@
     <w:p>
       <w:pPr>
         <w:pStyle w:val="ListBullet"/>
+        <w:spacing w:line="259" w:lineRule="auto" w:after="60"/>
       </w:pPr>
       <w:r>
         <w:t>13-Wochen-Liquiditätsplan (Anlage 3)</w:t>
@@ -753,6 +858,7 @@
     <w:p>
       <w:pPr>
         <w:pStyle w:val="ListBullet"/>
+        <w:spacing w:line="259" w:lineRule="auto" w:after="60"/>
       </w:pPr>
       <w:r>
         <w:t>Sanierungskonzept (Kurzfassung, Anlage 4)</w:t>
@@ -761,6 +867,7 @@
     <w:p>
       <w:pPr>
         <w:pStyle w:val="ListBullet"/>
+        <w:spacing w:line="259" w:lineRule="auto" w:after="60"/>
       </w:pPr>
       <w:r>
         <w:t>Vorschlag Sachwalter Dr. Sonnenschein (Anlage 5)</w:t>
@@ -769,6 +876,7 @@
     <w:p>
       <w:pPr>
         <w:pStyle w:val="Heading3"/>
+        <w:spacing w:line="259" w:lineRule="auto" w:after="60"/>
       </w:pPr>
       <w:r>
         <w:rPr>
@@ -779,6 +887,7 @@
     </w:p>
     <w:p>
       <w:pPr>
+        <w:spacing w:line="259" w:lineRule="auto" w:after="60"/>
         <w:jc w:val="left"/>
       </w:pPr>
       <w:r>
@@ -787,16 +896,22 @@
     </w:p>
     <w:p>
       <w:pPr>
+        <w:spacing w:line="259" w:lineRule="auto" w:after="60"/>
         <w:jc w:val="left"/>
       </w:pPr>
       <w:r>
         <w:t>Schutzschirmverfahrens.</w:t>
       </w:r>
     </w:p>
-    <w:p/>
+    <w:p>
+      <w:pPr>
+        <w:spacing w:line="259" w:lineRule="auto" w:after="60"/>
+      </w:pPr>
+    </w:p>
     <w:p>
       <w:pPr>
         <w:pStyle w:val="Heading2"/>
+        <w:spacing w:line="259" w:lineRule="auto" w:after="60"/>
       </w:pPr>
       <w:r>
         <w:rPr>
@@ -1088,10 +1203,15 @@
         </w:tc>
       </w:tr>
     </w:tbl>
-    <w:p/>
+    <w:p>
+      <w:pPr>
+        <w:spacing w:line="259" w:lineRule="auto" w:after="60"/>
+      </w:pPr>
+    </w:p>
     <w:p>
       <w:pPr>
         <w:pStyle w:val="Heading2"/>
+        <w:spacing w:line="259" w:lineRule="auto" w:after="60"/>
       </w:pPr>
       <w:r>
         <w:rPr>
@@ -1102,6 +1222,7 @@
     </w:p>
     <w:p>
       <w:pPr>
+        <w:spacing w:line="259" w:lineRule="auto" w:after="60"/>
         <w:jc w:val="left"/>
       </w:pPr>
       <w:r>
@@ -1120,6 +1241,7 @@
     <w:p>
       <w:pPr>
         <w:pStyle w:val="ListBullet"/>
+        <w:spacing w:line="259" w:lineRule="auto" w:after="60"/>
       </w:pPr>
       <w:r>
         <w:t>Bestehende Arbeitsverhältnisse (§ 108 InsO: Arbeitsverhältnisse bestehen fort)</w:t>
@@ -1128,6 +1250,7 @@
     <w:p>
       <w:pPr>
         <w:pStyle w:val="ListBullet"/>
+        <w:spacing w:line="259" w:lineRule="auto" w:after="60"/>
       </w:pPr>
       <w:r>
         <w:t>Laufende Lieferverträge (kein automatisches Erlöschen, aber Kündigung durch Vertragspartner</w:t>
@@ -1135,6 +1258,7 @@
     </w:p>
     <w:p>
       <w:pPr>
+        <w:spacing w:line="259" w:lineRule="auto" w:after="60"/>
         <w:jc w:val="left"/>
       </w:pPr>
       <w:r>
@@ -1144,6 +1268,7 @@
     <w:p>
       <w:pPr>
         <w:pStyle w:val="ListBullet"/>
+        <w:spacing w:line="259" w:lineRule="auto" w:after="60"/>
       </w:pPr>
       <w:r>
         <w:t>Bankkonten (werden unter Kontrolle des vorläufigen Sachwalters weitergeführt)</w:t>
@@ -1151,6 +1276,7 @@
     </w:p>
     <w:p>
       <w:pPr>
+        <w:spacing w:line="259" w:lineRule="auto" w:after="60"/>
         <w:jc w:val="left"/>
       </w:pPr>
       <w:r>
@@ -1165,6 +1291,7 @@
     </w:p>
     <w:p>
       <w:pPr>
+        <w:spacing w:line="259" w:lineRule="auto" w:after="60"/>
         <w:jc w:val="left"/>
       </w:pPr>
       <w:r>
@@ -1173,16 +1300,22 @@
     </w:p>
     <w:p>
       <w:pPr>
+        <w:spacing w:line="259" w:lineRule="auto" w:after="60"/>
         <w:jc w:val="left"/>
       </w:pPr>
       <w:r>
         <w:t>eröffnung (§§ 165 ff. SGB III). Dies sichert die Lohnzahlungen für April–Juni 2026.</w:t>
       </w:r>
     </w:p>
-    <w:p/>
+    <w:p>
+      <w:pPr>
+        <w:spacing w:line="259" w:lineRule="auto" w:after="60"/>
+      </w:pPr>
+    </w:p>
     <w:p>
       <w:pPr>
         <w:pStyle w:val="Heading2"/>
+        <w:spacing w:line="259" w:lineRule="auto" w:after="60"/>
       </w:pPr>
       <w:r>
         <w:rPr>
@@ -1193,6 +1326,7 @@
     </w:p>
     <w:p>
       <w:pPr>
+        <w:spacing w:line="259" w:lineRule="auto" w:after="60"/>
         <w:jc w:val="left"/>
       </w:pPr>
       <w:r>
@@ -1202,6 +1336,7 @@
     <w:p>
       <w:pPr>
         <w:pStyle w:val="ListNumber"/>
+        <w:spacing w:line="259" w:lineRule="auto" w:after="60"/>
       </w:pPr>
       <w:r>
         <w:rPr>
@@ -1216,6 +1351,7 @@
     <w:p>
       <w:pPr>
         <w:pStyle w:val="ListNumber"/>
+        <w:spacing w:line="259" w:lineRule="auto" w:after="60"/>
       </w:pPr>
       <w:r>
         <w:rPr>
@@ -1230,6 +1366,7 @@
     <w:p>
       <w:pPr>
         <w:pStyle w:val="ListNumber"/>
+        <w:spacing w:line="259" w:lineRule="auto" w:after="60"/>
       </w:pPr>
       <w:r>
         <w:rPr>
@@ -1243,6 +1380,7 @@
     </w:p>
     <w:p>
       <w:pPr>
+        <w:spacing w:line="259" w:lineRule="auto" w:after="60"/>
         <w:jc w:val="left"/>
       </w:pPr>
       <w:r>
@@ -1252,6 +1390,7 @@
     <w:p>
       <w:pPr>
         <w:pStyle w:val="ListNumber"/>
+        <w:spacing w:line="259" w:lineRule="auto" w:after="60"/>
       </w:pPr>
       <w:r>
         <w:rPr>
@@ -1265,15 +1404,21 @@
     </w:p>
     <w:p>
       <w:pPr>
+        <w:spacing w:line="259" w:lineRule="auto" w:after="60"/>
         <w:jc w:val="left"/>
       </w:pPr>
       <w:r>
         <w:t>Friedhelm Großbach und Bertha Großbach-Riemenschneider am 05./06.05.2026</w:t>
       </w:r>
     </w:p>
-    <w:p/>
     <w:p>
       <w:pPr>
+        <w:spacing w:line="259" w:lineRule="auto" w:after="60"/>
+      </w:pPr>
+    </w:p>
+    <w:p>
+      <w:pPr>
+        <w:spacing w:line="259" w:lineRule="auto" w:after="60"/>
         <w:jc w:val="left"/>
       </w:pPr>
       <w:r>
@@ -1285,6 +1430,7 @@
     </w:p>
     <w:p>
       <w:pPr>
+        <w:spacing w:line="259" w:lineRule="auto" w:after="60"/>
         <w:jc w:val="left"/>
       </w:pPr>
       <w:r>
@@ -1295,13 +1441,58 @@
       </w:r>
     </w:p>
     <w:sectPr>
+      <w:headerReference w:type="default" r:id="rId9"/>
+      <w:footerReference w:type="default" r:id="rId10"/>
       <w:pgSz w:w="11906" w:h="16838"/>
-      <w:pgMar w:top="1417" w:right="1417" w:bottom="1417" w:left="1417" w:header="720" w:footer="720" w:gutter="0"/>
+      <w:pgMar w:top="1191" w:right="1247" w:bottom="1134" w:left="1361" w:header="720" w:footer="720" w:gutter="0"/>
       <w:cols w:space="720"/>
       <w:docGrid w:linePitch="360"/>
     </w:sectPr>
   </w:body>
 </w:document>
+</file>
+
+<file path=word/footer1.xml><?xml version="1.0" encoding="utf-8"?>
+<w:ftr xmlns:m="http://schemas.openxmlformats.org/officeDocument/2006/math" xmlns:mc="http://schemas.openxmlformats.org/markup-compatibility/2006" xmlns:mo="http://schemas.microsoft.com/office/mac/office/2008/main" xmlns:mv="urn:schemas-microsoft-com:mac:vml" xmlns:o="urn:schemas-microsoft-com:office:office" xmlns:r="http://schemas.openxmlformats.org/officeDocument/2006/relationships" xmlns:v="urn:schemas-microsoft-com:vml" xmlns:w10="urn:schemas-microsoft-com:office:word" xmlns:w14="http://schemas.microsoft.com/office/word/2010/wordml" xmlns:w="http://schemas.openxmlformats.org/wordprocessingml/2006/main" xmlns:wne="http://schemas.microsoft.com/office/word/2006/wordml" xmlns:wp14="http://schemas.microsoft.com/office/word/2010/wordprocessingDrawing" xmlns:wp="http://schemas.openxmlformats.org/drawingml/2006/wordprocessingDrawing" xmlns:wpc="http://schemas.microsoft.com/office/word/2010/wordprocessingCanvas" xmlns:wpg="http://schemas.microsoft.com/office/word/2010/wordprocessingGroup" xmlns:wpi="http://schemas.microsoft.com/office/word/2010/wordprocessingInk" xmlns:wps="http://schemas.microsoft.com/office/word/2010/wordprocessingShape" mc:Ignorable="w14 wp14">
+  <w:p>
+    <w:pPr>
+      <w:pStyle w:val="Footer"/>
+      <w:jc w:val="left"/>
+    </w:pPr>
+    <w:r/>
+    <w:r>
+      <w:rPr>
+        <w:rFonts w:ascii="Times New Roman" w:hAnsi="Times New Roman"/>
+        <w:b w:val="0"/>
+        <w:color w:val="777777"/>
+        <w:sz w:val="17"/>
+      </w:rPr>
+      <w:t>Vertraulich | Bearbeitungsstand Juli 2026 | nur zur Aktenbearbeitung</w:t>
+    </w:r>
+  </w:p>
+</w:ftr>
+</file>
+
+<file path=word/header1.xml><?xml version="1.0" encoding="utf-8"?>
+<w:hdr xmlns:m="http://schemas.openxmlformats.org/officeDocument/2006/math" xmlns:mc="http://schemas.openxmlformats.org/markup-compatibility/2006" xmlns:mo="http://schemas.microsoft.com/office/mac/office/2008/main" xmlns:mv="urn:schemas-microsoft-com:mac:vml" xmlns:o="urn:schemas-microsoft-com:office:office" xmlns:r="http://schemas.openxmlformats.org/officeDocument/2006/relationships" xmlns:v="urn:schemas-microsoft-com:vml" xmlns:w10="urn:schemas-microsoft-com:office:word" xmlns:w14="http://schemas.microsoft.com/office/word/2010/wordml" xmlns:w="http://schemas.openxmlformats.org/wordprocessingml/2006/main" xmlns:wne="http://schemas.microsoft.com/office/word/2006/wordml" xmlns:wp14="http://schemas.microsoft.com/office/word/2010/wordprocessingDrawing" xmlns:wp="http://schemas.openxmlformats.org/drawingml/2006/wordprocessingDrawing" xmlns:wpc="http://schemas.microsoft.com/office/word/2010/wordprocessingCanvas" xmlns:wpg="http://schemas.microsoft.com/office/word/2010/wordprocessingGroup" xmlns:wpi="http://schemas.microsoft.com/office/word/2010/wordprocessingInk" xmlns:wps="http://schemas.microsoft.com/office/word/2010/wordprocessingShape" mc:Ignorable="w14 wp14">
+  <w:p>
+    <w:pPr>
+      <w:pStyle w:val="Header"/>
+      <w:jc w:val="left"/>
+    </w:pPr>
+    <w:r/>
+    <w:r>
+      <w:rPr>
+        <w:rFonts w:ascii="Times New Roman" w:hAnsi="Times New Roman"/>
+        <w:b w:val="0"/>
+        <w:i w:val="0"/>
+        <w:color w:val="666666"/>
+        <w:sz w:val="17"/>
+      </w:rPr>
+      <w:t>Lindenhof und Partner mbB | Insolvenz- und Restrukturierungsakte | Bearbeitungsstand Juli 2026</w:t>
+    </w:r>
+  </w:p>
+</w:hdr>
 </file>
 
 <file path=word/numbering.xml><?xml version="1.0" encoding="utf-8"?>
@@ -2018,11 +2209,12 @@
       <w:contextualSpacing/>
     </w:pPr>
     <w:rPr>
-      <w:rFonts w:asciiTheme="majorHAnsi" w:eastAsiaTheme="majorEastAsia" w:hAnsiTheme="majorHAnsi" w:cstheme="majorBidi"/>
+      <w:rFonts w:asciiTheme="majorHAnsi" w:eastAsiaTheme="majorEastAsia" w:hAnsiTheme="majorHAnsi" w:cstheme="majorBidi" w:ascii="Times New Roman" w:hAnsi="Times New Roman"/>
+      <w:b/>
       <w:color w:val="17365D" w:themeColor="text2" w:themeShade="BF"/>
       <w:spacing w:val="5"/>
       <w:kern w:val="28"/>
-      <w:sz w:val="52"/>
+      <w:sz w:val="30"/>
       <w:szCs w:val="52"/>
     </w:rPr>
   </w:style>

--- a/testakten/starug-schutzschirm-grossbach-druckguss-erfurt/03_schutzschirmantrag_vorbereitung.docx
+++ b/testakten/starug-schutzschirm-grossbach-druckguss-erfurt/03_schutzschirmantrag_vorbereitung.docx
@@ -13,7 +13,7 @@
           <w:b/>
           <w:sz w:val="28"/>
         </w:rPr>
-        <w:t>03 – Schutzschirmverfahren § 270d InsO – Antragsvoraussetzungen und Vorbereitung</w:t>
+        <w:t>03 – Schutzschirmverfahren Paragraf 270d InsO – Antragsvoraussetzungen und Vorbereitung</w:t>
       </w:r>
     </w:p>
     <w:p>
@@ -135,7 +135,7 @@
         <w:jc w:val="left"/>
       </w:pPr>
       <w:r>
-        <w:t>Das Schutzschirmverfahren gemäß § 270d InsO ist eine besondere Form der vorläufigen</w:t>
+        <w:t>Das Schutzschirmverfahren gemäß Paragraf 270d InsO ist eine besondere Form der vorläufigen</w:t>
       </w:r>
     </w:p>
     <w:p>
@@ -183,7 +183,7 @@
         <w:spacing w:line="259" w:lineRule="auto" w:after="60"/>
       </w:pPr>
       <w:r>
-        <w:t>§ 270d InsO: Schutzschirmverfahren (eingefügt durch das SanInsFoG vom 22.12.2020)</w:t>
+        <w:t>Paragraf 270d InsO: Voraussetzungen und Planvorlagefrist des Schutzschirms</w:t>
       </w:r>
     </w:p>
     <w:p>
@@ -192,7 +192,7 @@
         <w:spacing w:line="259" w:lineRule="auto" w:after="60"/>
       </w:pPr>
       <w:r>
-        <w:t>§ 270b InsO: Vorläufige Eigenverwaltung</w:t>
+        <w:t>Paragraf 270b InsO: Vorläufige Eigenverwaltung</w:t>
       </w:r>
     </w:p>
     <w:p>
@@ -201,7 +201,7 @@
         <w:spacing w:line="259" w:lineRule="auto" w:after="60"/>
       </w:pPr>
       <w:r>
-        <w:t>§ 270a InsO: Eigenverwaltungsplanung</w:t>
+        <w:t>Paragraf 270a InsO: Eigenverwaltungsplanung</w:t>
       </w:r>
     </w:p>
     <w:p>
@@ -210,7 +210,7 @@
         <w:spacing w:line="259" w:lineRule="auto" w:after="60"/>
       </w:pPr>
       <w:r>
-        <w:t>§ 56a InsO: Bestellung des vorläufigen Sachwalters</w:t>
+        <w:t>Paragraf 270b Absatz 1 InsO: Anordnung der vorläufigen Eigenverwaltung und Bestellung des vorläufigen Sachwalters; Vorschlagsrecht im Schutzschirm nach Paragraf 270d Absatz 2 InsO</w:t>
       </w:r>
     </w:p>
     <w:p>
@@ -219,7 +219,7 @@
         <w:spacing w:line="259" w:lineRule="auto" w:after="60"/>
       </w:pPr>
       <w:r>
-        <w:t>§§ 217 ff. InsO: Insolvenzplan</w:t>
+        <w:t>Paragrafen 217 ff. InsO: Insolvenzplan</w:t>
       </w:r>
     </w:p>
     <w:p>
@@ -228,7 +228,7 @@
         <w:jc w:val="left"/>
       </w:pPr>
       <w:r>
-        <w:t>Vgl. BGH, Beschluss vom 22.09.2016 – IX ZB 71/14 (zu Eigenverwaltungsvoraussetzungen):</w:t>
+        <w:t>Vgl. BGH, Beschluss vom 22.09.2016 - IX ZB 71/14, zur Überwachungs- und Beratungsrolle des vorläufigen Sachwalters nach damaliger Rechtslage; ECLI:DE:BGH:2016:220916BIXZB71.14.0.</w:t>
       </w:r>
     </w:p>
     <w:p>
@@ -236,9 +236,7 @@
         <w:spacing w:line="259" w:lineRule="auto" w:after="60"/>
         <w:jc w:val="left"/>
       </w:pPr>
-      <w:r>
-        <w:t>https://www.bundesgerichtshof.de/SharedDocs/Entscheidungen/DE/2016/09/ZB/IX-ZB-71-14.html</w:t>
-      </w:r>
+      <w:r/>
     </w:p>
     <w:p>
       <w:pPr>
@@ -266,7 +264,7 @@
         <w:rPr>
           <w:rFonts w:ascii="Times New Roman" w:hAnsi="Times New Roman"/>
         </w:rPr>
-        <w:t>2.1 Antragsberechtigung (§ 270d Abs. 1 S. 1 InsO)</w:t>
+        <w:t>2.1 Antragsberechtigung (Paragraf 270d Abs. 1 S. 1 InsO)</w:t>
       </w:r>
     </w:p>
     <w:p>
@@ -302,7 +300,7 @@
         <w:t>drohend zahlungsunfähig</w:t>
       </w:r>
       <w:r>
-        <w:t xml:space="preserve"> (§ 18 InsO) oder </w:t>
+        <w:t xml:space="preserve"> (Paragraf 18 InsO) oder </w:t>
       </w:r>
       <w:r>
         <w:rPr>
@@ -311,7 +309,7 @@
         <w:t>überschuldet</w:t>
       </w:r>
       <w:r>
-        <w:t xml:space="preserve"> (§ 19 InsO) ist.</w:t>
+        <w:t xml:space="preserve"> (Paragraf 19 InsO) ist.</w:t>
       </w:r>
     </w:p>
     <w:p>
@@ -395,7 +393,7 @@
                 <w:rFonts w:ascii="Times New Roman" w:hAnsi="Times New Roman"/>
                 <w:sz w:val="20"/>
               </w:rPr>
-              <w:t>Zahlungsunfähigkeit (§ 17 InsO)</w:t>
+              <w:t>Zahlungsunfähigkeit (Paragraf 17 InsO)</w:t>
             </w:r>
           </w:p>
         </w:tc>
@@ -440,7 +438,7 @@
                 <w:rFonts w:ascii="Times New Roman" w:hAnsi="Times New Roman"/>
                 <w:sz w:val="20"/>
               </w:rPr>
-              <w:t>Drohende Zahlungsunfähigkeit (§ 18 InsO)</w:t>
+              <w:t>Drohende Zahlungsunfähigkeit (Paragraf 18 InsO)</w:t>
             </w:r>
           </w:p>
         </w:tc>
@@ -485,7 +483,7 @@
                 <w:rFonts w:ascii="Times New Roman" w:hAnsi="Times New Roman"/>
                 <w:sz w:val="20"/>
               </w:rPr>
-              <w:t>Überschuldung (§ 19 InsO)</w:t>
+              <w:t>Überschuldung (Paragraf 19 InsO)</w:t>
             </w:r>
           </w:p>
         </w:tc>
@@ -541,10 +539,7 @@
         <w:spacing w:line="259" w:lineRule="auto" w:after="60"/>
       </w:pPr>
       <w:r>
-        <w:rPr>
-          <w:rFonts w:ascii="Times New Roman" w:hAnsi="Times New Roman"/>
-        </w:rPr>
-        <w:t>2.2 Sanierungsfähigkeit (§ 270d Abs. 1 S. 2 InsO)</w:t>
+        <w:t>2.2 Bescheinigung und Sanierungsaussicht nach Paragraf 270d Absatz 1 Satz 1 InsO</w:t>
       </w:r>
     </w:p>
     <w:p>
@@ -553,7 +548,7 @@
         <w:jc w:val="left"/>
       </w:pPr>
       <w:r>
-        <w:t>Gemäß § 270d Abs. 1 S. 2 InsO muss der Schuldner zusammen mit dem Antrag eine</w:t>
+        <w:t>Nach Paragraf 270d Absatz 1 Satz 1 InsO muss der Schuldner zusammen mit dem Antrag eine</w:t>
       </w:r>
     </w:p>
     <w:p>
@@ -640,7 +635,7 @@
         <w:rPr>
           <w:rFonts w:ascii="Times New Roman" w:hAnsi="Times New Roman"/>
         </w:rPr>
-        <w:t>2.3 Sachwaltervorschlag (§ 270d Abs. 2 InsO)</w:t>
+        <w:t>2.3 Sachwaltervorschlag (Paragraf 270d Abs. 2 InsO)</w:t>
       </w:r>
     </w:p>
     <w:p>
@@ -735,7 +730,7 @@
         <w:jc w:val="left"/>
       </w:pPr>
       <w:r>
-        <w:t>(§ 270d InsO) beim Amtsgericht Erfurt – Insolvenzgericht – wird folgende Elemente umfassen:</w:t>
+        <w:t>(Paragraf 270d InsO) beim Amtsgericht Erfurt – Insolvenzgericht – wird folgende Elemente umfassen:</w:t>
       </w:r>
     </w:p>
     <w:p>
@@ -747,7 +742,7 @@
         <w:rPr>
           <w:rFonts w:ascii="Times New Roman" w:hAnsi="Times New Roman"/>
         </w:rPr>
-        <w:t>3.1 Antragsteil 1: Eigenantrag (§ 13 InsO)</w:t>
+        <w:t>3.1 Antragsteil 1: Eigenantrag (Paragraf 13 InsO)</w:t>
       </w:r>
     </w:p>
     <w:p>
@@ -783,7 +778,7 @@
         <w:spacing w:line="259" w:lineRule="auto" w:after="60"/>
       </w:pPr>
       <w:r>
-        <w:t>Antragsgrund: Drohende Zahlungsunfähigkeit (§ 18 InsO), hilfsweise Überschuldung (§ 19 InsO)</w:t>
+        <w:t>Antragsgrund: Drohende Zahlungsunfähigkeit (Paragraf 18 InsO), hilfsweise Überschuldung (Paragraf 19 InsO)</w:t>
       </w:r>
     </w:p>
     <w:p>
@@ -795,7 +790,7 @@
         <w:rPr>
           <w:rFonts w:ascii="Times New Roman" w:hAnsi="Times New Roman"/>
         </w:rPr>
-        <w:t>3.2 Antragsteil 2: Antrag auf vorläufige Eigenverwaltung (§ 270b InsO)</w:t>
+        <w:t>3.2 Antragsteil 2: Antrag auf vorläufige Eigenverwaltung (Paragraf 270b InsO)</w:t>
       </w:r>
     </w:p>
     <w:p>
@@ -804,7 +799,7 @@
         <w:spacing w:line="259" w:lineRule="auto" w:after="60"/>
       </w:pPr>
       <w:r>
-        <w:t>Eigenverwaltungsplan gemäß § 270a InsO (als Anlage)</w:t>
+        <w:t>Eigenverwaltungsplan gemäß Paragraf 270a InsO (als Anlage)</w:t>
       </w:r>
     </w:p>
     <w:p>
@@ -813,7 +808,7 @@
         <w:spacing w:line="259" w:lineRule="auto" w:after="60"/>
       </w:pPr>
       <w:r>
-        <w:t>Eigenverwaltungsplanung: 90 Tage Schutzschirmfrist ab Antragstellung</w:t>
+        <w:t>Eigenverwaltungsplanung nach Paragraf 270a InsO: Finanzplan über sechs Monate; Schutzschirmfrist nach Paragraf 270d Absatz 1 Satz 2 InsO höchstens drei Monate</w:t>
       </w:r>
     </w:p>
     <w:p>
@@ -825,7 +820,7 @@
         <w:rPr>
           <w:rFonts w:ascii="Times New Roman" w:hAnsi="Times New Roman"/>
         </w:rPr>
-        <w:t>3.3 Antragsteil 3: Schutzschirmantrag (§ 270d InsO)</w:t>
+        <w:t>3.3 Antragsteil 3: Schutzschirmantrag (Paragraf 270d InsO)</w:t>
       </w:r>
     </w:p>
     <w:p>
@@ -882,7 +877,7 @@
         <w:rPr>
           <w:rFonts w:ascii="Times New Roman" w:hAnsi="Times New Roman"/>
         </w:rPr>
-        <w:t>3.4 Antragsteil 4: Antrag auf Vollstreckungsschutz (§ 21 Abs. 2 S. 1 Nr. 3 InsO)</w:t>
+        <w:t>3.4 Antragsteil 4: Antrag auf Vollstreckungsschutz (Paragraf 21 Abs. 2 S. 1 Nr. 3 InsO)</w:t>
       </w:r>
     </w:p>
     <w:p>
@@ -1017,7 +1012,7 @@
                 <w:rFonts w:ascii="Times New Roman" w:hAnsi="Times New Roman"/>
                 <w:sz w:val="20"/>
               </w:rPr>
-              <w:t>Fertigstellung Eigenverwaltungsplan (§ 270a InsO)</w:t>
+              <w:t>Fertigstellung Eigenverwaltungsplan (Paragraf 270a InsO)</w:t>
             </w:r>
           </w:p>
         </w:tc>
@@ -1073,11 +1068,7 @@
           </w:tcPr>
           <w:p>
             <w:r>
-              <w:rPr>
-                <w:rFonts w:ascii="Times New Roman" w:hAnsi="Times New Roman"/>
-                <w:sz w:val="20"/>
-              </w:rPr>
-              <w:t>Unterschriften Geschäftsführung</w:t>
+              <w:t>Fertigstellung der betriebswirtschaftlichen Sanierungsanalyse durch Drosselberg; IDW S 6 dient als methodischer Orientierungsrahmen</w:t>
             </w:r>
           </w:p>
         </w:tc>
@@ -1133,11 +1124,7 @@
           </w:tcPr>
           <w:p>
             <w:r>
-              <w:rPr>
-                <w:rFonts w:ascii="Times New Roman" w:hAnsi="Times New Roman"/>
-                <w:sz w:val="20"/>
-              </w:rPr>
-              <w:t>Erwarteter Eröffnungsbeschluss / Schutzschirmanordnung</w:t>
+              <w:t>Erwartete Anordnung der vorläufigen Eigenverwaltung, Bestellung des vorläufigen Sachwalters und Bestimmung der Planvorlagefrist</w:t>
             </w:r>
           </w:p>
         </w:tc>
@@ -1163,11 +1150,7 @@
           </w:tcPr>
           <w:p>
             <w:r>
-              <w:rPr>
-                <w:rFonts w:ascii="Times New Roman" w:hAnsi="Times New Roman"/>
-                <w:sz w:val="20"/>
-              </w:rPr>
-              <w:t>Bestellung vorläufiger Sachwalter Dr. Sonnenschein</w:t>
+              <w:t>Erstes Abstimmungsgespräch mit dem vorläufigen Sachwalter Dr. Sonnenschein</w:t>
             </w:r>
           </w:p>
         </w:tc>
@@ -1193,11 +1176,7 @@
           </w:tcPr>
           <w:p>
             <w:r>
-              <w:rPr>
-                <w:rFonts w:ascii="Times New Roman" w:hAnsi="Times New Roman"/>
-                <w:sz w:val="20"/>
-              </w:rPr>
-              <w:t>Ablauf der 3-monatigen Schutzschirmfrist (§ 270d Abs. 1 S. 3 InsO)</w:t>
+              <w:t>Ablauf der höchstens dreimonatigen Planvorlagefrist nach Paragraf 270d Absatz 1 Satz 2 InsO</w:t>
             </w:r>
           </w:p>
         </w:tc>
@@ -1244,7 +1223,7 @@
         <w:spacing w:line="259" w:lineRule="auto" w:after="60"/>
       </w:pPr>
       <w:r>
-        <w:t>Bestehende Arbeitsverhältnisse (§ 108 InsO: Arbeitsverhältnisse bestehen fort)</w:t>
+        <w:t>Bestehende Arbeitsverhältnisse (Paragraf 108 InsO: Arbeitsverhältnisse bestehen fort)</w:t>
       </w:r>
     </w:p>
     <w:p>
@@ -1286,7 +1265,7 @@
         <w:t>Insolvenzgeld:</w:t>
       </w:r>
       <w:r>
-        <w:t xml:space="preserve"> Ab Eröffnung des Insolvenzverfahrens haben Arbeitnehmer einen Anspruch</w:t>
+        <w:t xml:space="preserve"> Maßgeblich sind ein Insolvenzereignis und offene Arbeitsentgeltansprüche.</w:t>
       </w:r>
     </w:p>
     <w:p>
@@ -1295,7 +1274,7 @@
         <w:jc w:val="left"/>
       </w:pPr>
       <w:r>
-        <w:t>auf Insolvenzgeld der Bundesagentur für Arbeit für die letzten drei Monate vor Verfahrens-</w:t>
+        <w:t>Der Anspruch erfasst unter den Voraussetzungen des Paragrafen 165 SGB III den dem Insolvenzereignis vorausgehenden Zeitraum von drei Monaten.</w:t>
       </w:r>
     </w:p>
     <w:p>
@@ -1304,7 +1283,7 @@
         <w:jc w:val="left"/>
       </w:pPr>
       <w:r>
-        <w:t>eröffnung (§§ 165 ff. SGB III). Dies sichert die Lohnzahlungen für April–Juni 2026.</w:t>
+        <w:t>Eine Vorfinanzierung ist gesondert zu vereinbaren; die Übertragung der Ansprüche bedarf nach Paragraf 170 Absatz 4 SGB III der Zustimmung der Agentur für Arbeit.</w:t>
       </w:r>
     </w:p>
     <w:p>
